--- a/technical_protection_of_information/лабораторные/ЛР 3/2026/КовалевДП_ВКБ53_3ЛР.docx
+++ b/technical_protection_of_information/лабораторные/ЛР 3/2026/КовалевДП_ВКБ53_3ЛР.docx
@@ -224,7 +224,16 @@
           <w:szCs w:val="21"/>
           <w:lang w:val="ru-RU"/>
         </w:rPr>
-        <w:t>абораторная работа № 4</w:t>
+        <w:t xml:space="preserve">абораторная работа № </w:t>
+      </w:r>
+      <w:r>
+        <w:rPr>
+          <w:rFonts w:cs="Times New Roman"/>
+          <w:b/>
+          <w:szCs w:val="21"/>
+          <w:lang w:val="ru-RU"/>
+        </w:rPr>
+        <w:t>3</w:t>
       </w:r>
     </w:p>
     <w:p>
@@ -343,23 +352,7 @@
           <w:rFonts w:cs="Times New Roman"/>
           <w:lang w:val="ru-RU"/>
         </w:rPr>
-        <w:t xml:space="preserve">К.т.н., доцент кафедры «КБИС» </w:t>
-      </w:r>
-      <w:proofErr w:type="spellStart"/>
-      <w:r>
-        <w:rPr>
-          <w:rFonts w:cs="Times New Roman"/>
-          <w:lang w:val="ru-RU"/>
-        </w:rPr>
-        <w:t>Короченцев</w:t>
-      </w:r>
-      <w:proofErr w:type="spellEnd"/>
-      <w:r>
-        <w:rPr>
-          <w:rFonts w:cs="Times New Roman"/>
-          <w:lang w:val="ru-RU"/>
-        </w:rPr>
-        <w:t xml:space="preserve"> Д.А.</w:t>
+        <w:t>К.т.н., доцент кафедры «КБИС» Короченцев Д.А.</w:t>
       </w:r>
     </w:p>
     <w:p>
@@ -403,23 +396,7 @@
           <w:rFonts w:cs="Times New Roman"/>
           <w:lang w:val="ru-RU"/>
         </w:rPr>
-        <w:t xml:space="preserve"> </w:t>
-      </w:r>
-      <w:proofErr w:type="spellStart"/>
-      <w:r>
-        <w:rPr>
-          <w:rFonts w:cs="Times New Roman"/>
-          <w:lang w:val="ru-RU"/>
-        </w:rPr>
-        <w:t>Шепило</w:t>
-      </w:r>
-      <w:proofErr w:type="spellEnd"/>
-      <w:r>
-        <w:rPr>
-          <w:rFonts w:cs="Times New Roman"/>
-          <w:lang w:val="ru-RU"/>
-        </w:rPr>
-        <w:t xml:space="preserve"> А.И</w:t>
+        <w:t xml:space="preserve"> Шепило А.И</w:t>
       </w:r>
     </w:p>
     <w:p>
@@ -467,21 +444,12 @@
           <w:lang w:val="ru-RU"/>
         </w:rPr>
       </w:pPr>
-      <w:proofErr w:type="spellStart"/>
       <w:r>
         <w:rPr>
           <w:rFonts w:cs="Times New Roman"/>
           <w:lang w:val="ru-RU"/>
         </w:rPr>
-        <w:t>Ростов</w:t>
-      </w:r>
-      <w:proofErr w:type="spellEnd"/>
-      <w:r>
-        <w:rPr>
-          <w:rFonts w:cs="Times New Roman"/>
-          <w:lang w:val="ru-RU"/>
-        </w:rPr>
-        <w:t>-на-Дону</w:t>
+        <w:t>Ростов-на-Дону</w:t>
       </w:r>
     </w:p>
     <w:p>
@@ -568,23 +536,7 @@
           <w:rFonts w:cs="Times New Roman"/>
           <w:lang w:val="ru-RU"/>
         </w:rPr>
-        <w:t xml:space="preserve">В нормальном режиме работы технические средства (ТС) могут образовывать каналы утечки речевой информации за счёт явления акустоэлектрических преобразований. Акустоэлектрический преобразователь — устройство, преобразующее акустическую энергию в электромагнитную энергию в схемах устройств. В основе явления лежат электродинамический, электромагнитный, электростатический, пьезоэлектрический, тензорезистивный эффекты и обратный эффект магнитострикции (эффект </w:t>
-      </w:r>
-      <w:proofErr w:type="spellStart"/>
-      <w:r>
-        <w:rPr>
-          <w:rFonts w:cs="Times New Roman"/>
-          <w:lang w:val="ru-RU"/>
-        </w:rPr>
-        <w:t>Веллари</w:t>
-      </w:r>
-      <w:proofErr w:type="spellEnd"/>
-      <w:r>
-        <w:rPr>
-          <w:rFonts w:cs="Times New Roman"/>
-          <w:lang w:val="ru-RU"/>
-        </w:rPr>
-        <w:t>).</w:t>
+        <w:t>В нормальном режиме работы технические средства (ТС) могут образовывать каналы утечки речевой информации за счёт явления акустоэлектрических преобразований. Акустоэлектрический преобразователь — устройство, преобразующее акустическую энергию в электромагнитную энергию в схемах устройств. В основе явления лежат электродинамический, электромагнитный, электростатический, пьезоэлектрический, тензорезистивный эффекты и обратный эффект магнитострикции (эффект Веллари).</w:t>
       </w:r>
     </w:p>
     <w:p>
@@ -604,14 +556,12 @@
         </w:rPr>
         <w:t xml:space="preserve">Для перехвата речевой информации по отходящим проводным линиям злоумышленник подключает малошумящий усилитель низкой частоты (техническое средство разведки, ТСР). Нормируемым показателем является отношение «сигнал/шум» </w:t>
       </w:r>
-      <w:proofErr w:type="spellStart"/>
       <w:r>
         <w:rPr>
           <w:rFonts w:cs="Times New Roman"/>
         </w:rPr>
         <w:t>Δi</w:t>
       </w:r>
-      <w:proofErr w:type="spellEnd"/>
       <w:r>
         <w:rPr>
           <w:rFonts w:cs="Times New Roman"/>
@@ -2213,29 +2163,8 @@
         </w:rPr>
         <w:t xml:space="preserve">Исходные данные взяты из таблицы 1 протокола. Для каждой из пяти октав приведены подстановки чисел. Промежуточные вычисления выполняются без округления; показанные десятичные значения округлены для чтения. </w:t>
       </w:r>
-      <w:proofErr w:type="spellStart"/>
       <w:r>
-        <w:t>Напряжения</w:t>
-      </w:r>
-      <w:proofErr w:type="spellEnd"/>
-      <w:r>
-        <w:t xml:space="preserve"> в </w:t>
-      </w:r>
-      <w:proofErr w:type="spellStart"/>
-      <w:r>
-        <w:t>децибелах</w:t>
-      </w:r>
-      <w:proofErr w:type="spellEnd"/>
-      <w:r>
-        <w:t xml:space="preserve"> </w:t>
-      </w:r>
-      <w:proofErr w:type="spellStart"/>
-      <w:r>
-        <w:t>переводятся</w:t>
-      </w:r>
-      <w:proofErr w:type="spellEnd"/>
-      <w:r>
-        <w:t xml:space="preserve"> в микровольты по формуле методики:</w:t>
+        <w:t>Напряжения в децибелах переводятся в микровольты по формуле методики:</w:t>
       </w:r>
     </w:p>
     <w:p>
@@ -2390,30 +2319,8 @@
         <w:rPr>
           <w:b/>
         </w:rPr>
-        <w:t xml:space="preserve">1-я </w:t>
+        <w:t>1-я октава, 275 Гц</w:t>
       </w:r>
-      <w:proofErr w:type="spellStart"/>
-      <w:r>
-        <w:rPr>
-          <w:b/>
-        </w:rPr>
-        <w:t>октава</w:t>
-      </w:r>
-      <w:proofErr w:type="spellEnd"/>
-      <w:r>
-        <w:rPr>
-          <w:b/>
-        </w:rPr>
-        <w:t xml:space="preserve">, 275 </w:t>
-      </w:r>
-      <w:proofErr w:type="spellStart"/>
-      <w:r>
-        <w:rPr>
-          <w:b/>
-        </w:rPr>
-        <w:t>Гц</w:t>
-      </w:r>
-      <w:proofErr w:type="spellEnd"/>
     </w:p>
     <w:p>
       <w:pPr>
@@ -6114,30 +6021,8 @@
         <w:rPr>
           <w:b/>
         </w:rPr>
-        <w:t xml:space="preserve">1-я </w:t>
+        <w:t>1-я октава, 275 Гц</w:t>
       </w:r>
-      <w:proofErr w:type="spellStart"/>
-      <w:r>
-        <w:rPr>
-          <w:b/>
-        </w:rPr>
-        <w:t>октава</w:t>
-      </w:r>
-      <w:proofErr w:type="spellEnd"/>
-      <w:r>
-        <w:rPr>
-          <w:b/>
-        </w:rPr>
-        <w:t xml:space="preserve">, 275 </w:t>
-      </w:r>
-      <w:proofErr w:type="spellStart"/>
-      <w:r>
-        <w:rPr>
-          <w:b/>
-        </w:rPr>
-        <w:t>Гц</w:t>
-      </w:r>
-      <w:proofErr w:type="spellEnd"/>
     </w:p>
     <w:p>
       <w:pPr>
@@ -7247,7 +7132,6 @@
         </w:rPr>
         <w:t xml:space="preserve">; при </w:t>
       </w:r>
-      <w:proofErr w:type="gramStart"/>
       <w:r>
         <w:t>Qᵢ</w:t>
       </w:r>
@@ -7255,14 +7139,7 @@
         <w:rPr>
           <w:lang w:val="ru-RU"/>
         </w:rPr>
-        <w:t xml:space="preserve"> &gt;</w:t>
-      </w:r>
-      <w:proofErr w:type="gramEnd"/>
-      <w:r>
-        <w:rPr>
-          <w:lang w:val="ru-RU"/>
-        </w:rPr>
-        <w:t xml:space="preserve"> 0 используется </w:t>
+        <w:t xml:space="preserve"> &gt; 0 используется </w:t>
       </w:r>
       <w:r>
         <w:t>pᵢ</w:t>
@@ -7318,13 +7195,8 @@
         </w:rPr>
         <w:t xml:space="preserve"> = </w:t>
       </w:r>
-      <w:proofErr w:type="spellStart"/>
       <w:r>
-        <w:t>kᵢp</w:t>
-      </w:r>
-      <w:proofErr w:type="spellEnd"/>
-      <w:r>
-        <w:t>ᵢ</w:t>
+        <w:t>kᵢpᵢ</w:t>
       </w:r>
       <w:r>
         <w:rPr>
@@ -9940,21 +9812,11 @@
         <w:rPr>
           <w:lang w:val="ru-RU"/>
         </w:rPr>
-        <w:t>*</w:t>
+        <w:t>*л.</w:t>
       </w:r>
-      <w:proofErr w:type="gramStart"/>
-      <w:r>
-        <w:rPr>
-          <w:lang w:val="ru-RU"/>
-        </w:rPr>
-        <w:t>л.</w:t>
-      </w:r>
-      <w:proofErr w:type="spellStart"/>
       <w:r>
         <w:t>i</w:t>
       </w:r>
-      <w:proofErr w:type="spellEnd"/>
-      <w:proofErr w:type="gramEnd"/>
       <w:r>
         <w:rPr>
           <w:lang w:val="ru-RU"/>
@@ -10027,30 +9889,8 @@
         <w:rPr>
           <w:b/>
         </w:rPr>
-        <w:t xml:space="preserve">1-я </w:t>
+        <w:t>1-я октава, 275 Гц</w:t>
       </w:r>
-      <w:proofErr w:type="spellStart"/>
-      <w:r>
-        <w:rPr>
-          <w:b/>
-        </w:rPr>
-        <w:t>октава</w:t>
-      </w:r>
-      <w:proofErr w:type="spellEnd"/>
-      <w:r>
-        <w:rPr>
-          <w:b/>
-        </w:rPr>
-        <w:t xml:space="preserve">, 275 </w:t>
-      </w:r>
-      <w:proofErr w:type="spellStart"/>
-      <w:r>
-        <w:rPr>
-          <w:b/>
-        </w:rPr>
-        <w:t>Гц</w:t>
-      </w:r>
-      <w:proofErr w:type="spellEnd"/>
     </w:p>
     <w:p>
       <w:pPr>
@@ -12770,23 +12610,7 @@
           <w:rFonts w:cs="Times New Roman"/>
           <w:lang w:val="ru-RU"/>
         </w:rPr>
-        <w:t xml:space="preserve">На основании контракта № 55/1, заключённого с ООО «Тантал», и действующей лицензии ФСТЭК России № 23658/45-1 специалистами ООО «Центр безопасности информационных технологий» проведены лабораторные специальные исследования (СИ) ВТСС, предназначенных для эксплуатации в защищаемом помещении (ЗП) — «Зал для переговоров», А-101, г. </w:t>
-      </w:r>
-      <w:proofErr w:type="spellStart"/>
-      <w:r>
-        <w:rPr>
-          <w:rFonts w:cs="Times New Roman"/>
-          <w:lang w:val="ru-RU"/>
-        </w:rPr>
-        <w:t>Ростов</w:t>
-      </w:r>
-      <w:proofErr w:type="spellEnd"/>
-      <w:r>
-        <w:rPr>
-          <w:rFonts w:cs="Times New Roman"/>
-          <w:lang w:val="ru-RU"/>
-        </w:rPr>
-        <w:t>-на-Дону, ул. Строителей, д. 2.</w:t>
+        <w:t>На основании контракта № 55/1, заключённого с ООО «Тантал», и действующей лицензии ФСТЭК России № 23658/45-1 специалистами ООО «Центр безопасности информационных технологий» проведены лабораторные специальные исследования (СИ) ВТСС, предназначенных для эксплуатации в защищаемом помещении (ЗП) — «Зал для переговоров», А-101, г. Ростов-на-Дону, ул. Строителей, д. 2.</w:t>
       </w:r>
     </w:p>
     <w:p>
@@ -12818,14 +12642,12 @@
         </w:rPr>
         <w:t>н</w:t>
       </w:r>
-      <w:proofErr w:type="spellStart"/>
       <w:r>
         <w:rPr>
           <w:rFonts w:cs="Times New Roman"/>
         </w:rPr>
         <w:t>i</w:t>
       </w:r>
-      <w:proofErr w:type="spellEnd"/>
       <w:r>
         <w:rPr>
           <w:rFonts w:cs="Times New Roman"/>
@@ -12849,23 +12671,7 @@
           <w:rFonts w:cs="Times New Roman"/>
           <w:lang w:val="ru-RU"/>
         </w:rPr>
-        <w:t>Контрольно-измерительная аппаратура: программно-аппаратный комплекс «</w:t>
-      </w:r>
-      <w:proofErr w:type="spellStart"/>
-      <w:r>
-        <w:rPr>
-          <w:rFonts w:cs="Times New Roman"/>
-          <w:lang w:val="ru-RU"/>
-        </w:rPr>
-        <w:t>Талис</w:t>
-      </w:r>
-      <w:proofErr w:type="spellEnd"/>
-      <w:r>
-        <w:rPr>
-          <w:rFonts w:cs="Times New Roman"/>
-          <w:lang w:val="ru-RU"/>
-        </w:rPr>
-        <w:t>-НЧ», зав. № 145ХМ854, свидетельство о поверке № 59 от 29.08.2016.</w:t>
+        <w:t>Контрольно-измерительная аппаратура: программно-аппаратный комплекс «Талис-НЧ», зав. № 145ХМ854, свидетельство о поверке № 59 от 29.08.2016.</w:t>
       </w:r>
     </w:p>
     <w:p>
@@ -12907,69 +12713,12 @@
         <w:spacing w:after="40" w:line="360" w:lineRule="auto"/>
         <w:jc w:val="center"/>
       </w:pPr>
-      <w:proofErr w:type="spellStart"/>
       <w:r>
         <w:rPr>
           <w:rFonts w:cs="Times New Roman"/>
           <w:i/>
         </w:rPr>
-        <w:t>Таблица</w:t>
-      </w:r>
-      <w:proofErr w:type="spellEnd"/>
-      <w:r>
-        <w:rPr>
-          <w:rFonts w:cs="Times New Roman"/>
-          <w:i/>
-        </w:rPr>
-        <w:t xml:space="preserve"> </w:t>
-      </w:r>
-      <w:proofErr w:type="spellStart"/>
-      <w:r>
-        <w:rPr>
-          <w:rFonts w:cs="Times New Roman"/>
-          <w:i/>
-        </w:rPr>
-        <w:t>результатов</w:t>
-      </w:r>
-      <w:proofErr w:type="spellEnd"/>
-      <w:r>
-        <w:rPr>
-          <w:rFonts w:cs="Times New Roman"/>
-          <w:i/>
-        </w:rPr>
-        <w:t xml:space="preserve"> </w:t>
-      </w:r>
-      <w:proofErr w:type="spellStart"/>
-      <w:r>
-        <w:rPr>
-          <w:rFonts w:cs="Times New Roman"/>
-          <w:i/>
-        </w:rPr>
-        <w:t>для</w:t>
-      </w:r>
-      <w:proofErr w:type="spellEnd"/>
-      <w:r>
-        <w:rPr>
-          <w:rFonts w:cs="Times New Roman"/>
-          <w:i/>
-        </w:rPr>
-        <w:t xml:space="preserve"> </w:t>
-      </w:r>
-      <w:proofErr w:type="spellStart"/>
-      <w:r>
-        <w:rPr>
-          <w:rFonts w:cs="Times New Roman"/>
-          <w:i/>
-        </w:rPr>
-        <w:t>рабочего</w:t>
-      </w:r>
-      <w:proofErr w:type="spellEnd"/>
-      <w:r>
-        <w:rPr>
-          <w:rFonts w:cs="Times New Roman"/>
-          <w:i/>
-        </w:rPr>
-        <w:t xml:space="preserve"> режима</w:t>
+        <w:t>Таблица результатов для рабочего режима</w:t>
       </w:r>
     </w:p>
     <w:tbl>
@@ -13183,7 +12932,6 @@
                 <w:lang w:val="ru-RU"/>
               </w:rPr>
             </w:pPr>
-            <w:proofErr w:type="spellStart"/>
             <w:r>
               <w:rPr>
                 <w:rFonts w:cs="Times New Roman"/>
@@ -13191,37 +12939,7 @@
                 <w:sz w:val="18"/>
                 <w:lang w:val="ru-RU"/>
               </w:rPr>
-              <w:t>Нормир</w:t>
-            </w:r>
-            <w:proofErr w:type="spellEnd"/>
-            <w:r>
-              <w:rPr>
-                <w:rFonts w:cs="Times New Roman"/>
-                <w:b/>
-                <w:sz w:val="18"/>
-                <w:lang w:val="ru-RU"/>
-              </w:rPr>
-              <w:t xml:space="preserve">. уровень звук. </w:t>
-            </w:r>
-            <w:proofErr w:type="spellStart"/>
-            <w:r>
-              <w:rPr>
-                <w:rFonts w:cs="Times New Roman"/>
-                <w:b/>
-                <w:sz w:val="18"/>
-                <w:lang w:val="ru-RU"/>
-              </w:rPr>
-              <w:t>давл</w:t>
-            </w:r>
-            <w:proofErr w:type="spellEnd"/>
-            <w:r>
-              <w:rPr>
-                <w:rFonts w:cs="Times New Roman"/>
-                <w:b/>
-                <w:sz w:val="18"/>
-                <w:lang w:val="ru-RU"/>
-              </w:rPr>
-              <w:t xml:space="preserve">. </w:t>
+              <w:t xml:space="preserve">Нормир. уровень звук. давл. </w:t>
             </w:r>
             <w:r>
               <w:rPr>
@@ -13240,7 +12958,6 @@
               </w:rPr>
               <w:t>н</w:t>
             </w:r>
-            <w:proofErr w:type="spellStart"/>
             <w:r>
               <w:rPr>
                 <w:rFonts w:cs="Times New Roman"/>
@@ -13249,7 +12966,6 @@
               </w:rPr>
               <w:t>i</w:t>
             </w:r>
-            <w:proofErr w:type="spellEnd"/>
             <w:r>
               <w:rPr>
                 <w:rFonts w:cs="Times New Roman"/>
@@ -13274,7 +12990,6 @@
                 <w:lang w:val="ru-RU"/>
               </w:rPr>
             </w:pPr>
-            <w:proofErr w:type="spellStart"/>
             <w:r>
               <w:rPr>
                 <w:rFonts w:cs="Times New Roman"/>
@@ -13282,37 +12997,7 @@
                 <w:sz w:val="18"/>
                 <w:lang w:val="ru-RU"/>
               </w:rPr>
-              <w:t>Измер</w:t>
-            </w:r>
-            <w:proofErr w:type="spellEnd"/>
-            <w:r>
-              <w:rPr>
-                <w:rFonts w:cs="Times New Roman"/>
-                <w:b/>
-                <w:sz w:val="18"/>
-                <w:lang w:val="ru-RU"/>
-              </w:rPr>
-              <w:t xml:space="preserve">. уровень звук. </w:t>
-            </w:r>
-            <w:proofErr w:type="spellStart"/>
-            <w:r>
-              <w:rPr>
-                <w:rFonts w:cs="Times New Roman"/>
-                <w:b/>
-                <w:sz w:val="18"/>
-                <w:lang w:val="ru-RU"/>
-              </w:rPr>
-              <w:t>давл</w:t>
-            </w:r>
-            <w:proofErr w:type="spellEnd"/>
-            <w:r>
-              <w:rPr>
-                <w:rFonts w:cs="Times New Roman"/>
-                <w:b/>
-                <w:sz w:val="18"/>
-                <w:lang w:val="ru-RU"/>
-              </w:rPr>
-              <w:t xml:space="preserve">. </w:t>
+              <w:t xml:space="preserve">Измер. уровень звук. давл. </w:t>
             </w:r>
             <w:r>
               <w:rPr>
@@ -13353,27 +13038,7 @@
                 <w:sz w:val="18"/>
                 <w:lang w:val="ru-RU"/>
               </w:rPr>
-              <w:t>Напряжение «</w:t>
-            </w:r>
-            <w:proofErr w:type="spellStart"/>
-            <w:r>
-              <w:rPr>
-                <w:rFonts w:cs="Times New Roman"/>
-                <w:b/>
-                <w:sz w:val="18"/>
-                <w:lang w:val="ru-RU"/>
-              </w:rPr>
-              <w:t>сигнал+шум</w:t>
-            </w:r>
-            <w:proofErr w:type="spellEnd"/>
-            <w:r>
-              <w:rPr>
-                <w:rFonts w:cs="Times New Roman"/>
-                <w:b/>
-                <w:sz w:val="18"/>
-                <w:lang w:val="ru-RU"/>
-              </w:rPr>
-              <w:t xml:space="preserve">» </w:t>
+              <w:t xml:space="preserve">Напряжение «сигнал+шум» </w:t>
             </w:r>
             <w:r>
               <w:rPr>
@@ -13383,7 +13048,6 @@
               </w:rPr>
               <w:t>U</w:t>
             </w:r>
-            <w:proofErr w:type="spellStart"/>
             <w:r>
               <w:rPr>
                 <w:rFonts w:cs="Times New Roman"/>
@@ -13401,7 +13065,6 @@
               </w:rPr>
               <w:t>i</w:t>
             </w:r>
-            <w:proofErr w:type="spellEnd"/>
             <w:r>
               <w:rPr>
                 <w:rFonts w:cs="Times New Roman"/>
@@ -13423,70 +13086,14 @@
             <w:pPr>
               <w:jc w:val="center"/>
             </w:pPr>
-            <w:proofErr w:type="spellStart"/>
             <w:r>
               <w:rPr>
                 <w:rFonts w:cs="Times New Roman"/>
                 <w:b/>
                 <w:sz w:val="18"/>
               </w:rPr>
-              <w:t>Напряжение</w:t>
+              <w:t>Напряжение шума Uшi, дБ</w:t>
             </w:r>
-            <w:proofErr w:type="spellEnd"/>
-            <w:r>
-              <w:rPr>
-                <w:rFonts w:cs="Times New Roman"/>
-                <w:b/>
-                <w:sz w:val="18"/>
-              </w:rPr>
-              <w:t xml:space="preserve"> </w:t>
-            </w:r>
-            <w:proofErr w:type="spellStart"/>
-            <w:r>
-              <w:rPr>
-                <w:rFonts w:cs="Times New Roman"/>
-                <w:b/>
-                <w:sz w:val="18"/>
-              </w:rPr>
-              <w:t>шума</w:t>
-            </w:r>
-            <w:proofErr w:type="spellEnd"/>
-            <w:r>
-              <w:rPr>
-                <w:rFonts w:cs="Times New Roman"/>
-                <w:b/>
-                <w:sz w:val="18"/>
-              </w:rPr>
-              <w:t xml:space="preserve"> </w:t>
-            </w:r>
-            <w:proofErr w:type="spellStart"/>
-            <w:r>
-              <w:rPr>
-                <w:rFonts w:cs="Times New Roman"/>
-                <w:b/>
-                <w:sz w:val="18"/>
-              </w:rPr>
-              <w:t>Uшi</w:t>
-            </w:r>
-            <w:proofErr w:type="spellEnd"/>
-            <w:r>
-              <w:rPr>
-                <w:rFonts w:cs="Times New Roman"/>
-                <w:b/>
-                <w:sz w:val="18"/>
-              </w:rPr>
-              <w:t xml:space="preserve">, </w:t>
-            </w:r>
-            <w:proofErr w:type="spellStart"/>
-            <w:r>
-              <w:rPr>
-                <w:rFonts w:cs="Times New Roman"/>
-                <w:b/>
-                <w:sz w:val="18"/>
-              </w:rPr>
-              <w:t>дБ</w:t>
-            </w:r>
-            <w:proofErr w:type="spellEnd"/>
           </w:p>
         </w:tc>
         <w:tc>
@@ -13502,7 +13109,6 @@
                 <w:lang w:val="ru-RU"/>
               </w:rPr>
             </w:pPr>
-            <w:proofErr w:type="spellStart"/>
             <w:r>
               <w:rPr>
                 <w:rFonts w:cs="Times New Roman"/>
@@ -13510,17 +13116,7 @@
                 <w:sz w:val="18"/>
                 <w:lang w:val="ru-RU"/>
               </w:rPr>
-              <w:t>Напряж</w:t>
-            </w:r>
-            <w:proofErr w:type="spellEnd"/>
-            <w:r>
-              <w:rPr>
-                <w:rFonts w:cs="Times New Roman"/>
-                <w:b/>
-                <w:sz w:val="18"/>
-                <w:lang w:val="ru-RU"/>
-              </w:rPr>
-              <w:t xml:space="preserve">. в линии у точки </w:t>
+              <w:t xml:space="preserve">Напряж. в линии у точки </w:t>
             </w:r>
             <w:r>
               <w:rPr>
@@ -13556,7 +13152,6 @@
               </w:rPr>
               <w:t>1</w:t>
             </w:r>
-            <w:proofErr w:type="spellStart"/>
             <w:r>
               <w:rPr>
                 <w:rFonts w:cs="Times New Roman"/>
@@ -13565,7 +13160,6 @@
               </w:rPr>
               <w:t>i</w:t>
             </w:r>
-            <w:proofErr w:type="spellEnd"/>
             <w:r>
               <w:rPr>
                 <w:rFonts w:cs="Times New Roman"/>
@@ -13590,7 +13184,6 @@
                 <w:lang w:val="ru-RU"/>
               </w:rPr>
             </w:pPr>
-            <w:proofErr w:type="spellStart"/>
             <w:r>
               <w:rPr>
                 <w:rFonts w:cs="Times New Roman"/>
@@ -13598,17 +13191,7 @@
                 <w:sz w:val="18"/>
                 <w:lang w:val="ru-RU"/>
               </w:rPr>
-              <w:t>Напряж</w:t>
-            </w:r>
-            <w:proofErr w:type="spellEnd"/>
-            <w:r>
-              <w:rPr>
-                <w:rFonts w:cs="Times New Roman"/>
-                <w:b/>
-                <w:sz w:val="18"/>
-                <w:lang w:val="ru-RU"/>
-              </w:rPr>
-              <w:t xml:space="preserve">. в линии на границе КЗ </w:t>
+              <w:t xml:space="preserve">Напряж. в линии на границе КЗ </w:t>
             </w:r>
             <w:r>
               <w:rPr>
@@ -13644,7 +13227,6 @@
               </w:rPr>
               <w:t>2</w:t>
             </w:r>
-            <w:proofErr w:type="spellStart"/>
             <w:r>
               <w:rPr>
                 <w:rFonts w:cs="Times New Roman"/>
@@ -13653,7 +13235,6 @@
               </w:rPr>
               <w:t>i</w:t>
             </w:r>
-            <w:proofErr w:type="spellEnd"/>
             <w:r>
               <w:rPr>
                 <w:rFonts w:cs="Times New Roman"/>
@@ -14448,7 +14029,6 @@
                 <w:lang w:val="ru-RU"/>
               </w:rPr>
             </w:pPr>
-            <w:proofErr w:type="spellStart"/>
             <w:r>
               <w:rPr>
                 <w:rFonts w:cs="Times New Roman"/>
@@ -14456,57 +14036,7 @@
                 <w:sz w:val="18"/>
                 <w:lang w:val="ru-RU"/>
               </w:rPr>
-              <w:t>Коэф</w:t>
-            </w:r>
-            <w:proofErr w:type="spellEnd"/>
-            <w:r>
-              <w:rPr>
-                <w:rFonts w:cs="Times New Roman"/>
-                <w:b/>
-                <w:sz w:val="18"/>
-                <w:lang w:val="ru-RU"/>
-              </w:rPr>
-              <w:t xml:space="preserve">. </w:t>
-            </w:r>
-            <w:proofErr w:type="spellStart"/>
-            <w:r>
-              <w:rPr>
-                <w:rFonts w:cs="Times New Roman"/>
-                <w:b/>
-                <w:sz w:val="18"/>
-                <w:lang w:val="ru-RU"/>
-              </w:rPr>
-              <w:t>превыш</w:t>
-            </w:r>
-            <w:proofErr w:type="spellEnd"/>
-            <w:r>
-              <w:rPr>
-                <w:rFonts w:cs="Times New Roman"/>
-                <w:b/>
-                <w:sz w:val="18"/>
-                <w:lang w:val="ru-RU"/>
-              </w:rPr>
-              <w:t xml:space="preserve">. </w:t>
-            </w:r>
-            <w:proofErr w:type="spellStart"/>
-            <w:r>
-              <w:rPr>
-                <w:rFonts w:cs="Times New Roman"/>
-                <w:b/>
-                <w:sz w:val="18"/>
-                <w:lang w:val="ru-RU"/>
-              </w:rPr>
-              <w:t>давл</w:t>
-            </w:r>
-            <w:proofErr w:type="spellEnd"/>
-            <w:r>
-              <w:rPr>
-                <w:rFonts w:cs="Times New Roman"/>
-                <w:b/>
-                <w:sz w:val="18"/>
-                <w:lang w:val="ru-RU"/>
-              </w:rPr>
-              <w:t xml:space="preserve">. над нормой </w:t>
+              <w:t xml:space="preserve">Коэф. превыш. давл. над нормой </w:t>
             </w:r>
             <w:r>
               <w:rPr>
@@ -15153,23 +14683,13 @@
             <w:pPr>
               <w:jc w:val="center"/>
             </w:pPr>
-            <w:proofErr w:type="spellStart"/>
             <w:r>
               <w:rPr>
                 <w:rFonts w:cs="Times New Roman"/>
                 <w:b/>
                 <w:sz w:val="18"/>
               </w:rPr>
-              <w:t>Среднегеометр</w:t>
-            </w:r>
-            <w:proofErr w:type="spellEnd"/>
-            <w:r>
-              <w:rPr>
-                <w:rFonts w:cs="Times New Roman"/>
-                <w:b/>
-                <w:sz w:val="18"/>
-              </w:rPr>
-              <w:t>. частота, Гц</w:t>
+              <w:t>Среднегеометр. частота, Гц</w:t>
             </w:r>
           </w:p>
         </w:tc>
@@ -15194,7 +14714,6 @@
               </w:rPr>
               <w:t>U</w:t>
             </w:r>
-            <w:proofErr w:type="spellStart"/>
             <w:r>
               <w:rPr>
                 <w:rFonts w:cs="Times New Roman"/>
@@ -15202,37 +14721,7 @@
                 <w:sz w:val="18"/>
                 <w:lang w:val="ru-RU"/>
               </w:rPr>
-              <w:t>ш.н.окт</w:t>
-            </w:r>
-            <w:proofErr w:type="spellEnd"/>
-            <w:r>
-              <w:rPr>
-                <w:rFonts w:cs="Times New Roman"/>
-                <w:b/>
-                <w:sz w:val="18"/>
-                <w:lang w:val="ru-RU"/>
-              </w:rPr>
-              <w:t xml:space="preserve"> </w:t>
-            </w:r>
-            <w:proofErr w:type="spellStart"/>
-            <w:r>
-              <w:rPr>
-                <w:rFonts w:cs="Times New Roman"/>
-                <w:b/>
-                <w:sz w:val="18"/>
-                <w:lang w:val="ru-RU"/>
-              </w:rPr>
-              <w:t>симметр</w:t>
-            </w:r>
-            <w:proofErr w:type="spellEnd"/>
-            <w:r>
-              <w:rPr>
-                <w:rFonts w:cs="Times New Roman"/>
-                <w:b/>
-                <w:sz w:val="18"/>
-                <w:lang w:val="ru-RU"/>
-              </w:rPr>
-              <w:t>., мкВ</w:t>
+              <w:t>ш.н.окт симметр., мкВ</w:t>
             </w:r>
           </w:p>
         </w:tc>
@@ -15257,7 +14746,6 @@
               </w:rPr>
               <w:t>U</w:t>
             </w:r>
-            <w:proofErr w:type="spellStart"/>
             <w:r>
               <w:rPr>
                 <w:rFonts w:cs="Times New Roman"/>
@@ -15265,37 +14753,7 @@
                 <w:sz w:val="18"/>
                 <w:lang w:val="ru-RU"/>
               </w:rPr>
-              <w:t>ш.н.окт</w:t>
-            </w:r>
-            <w:proofErr w:type="spellEnd"/>
-            <w:r>
-              <w:rPr>
-                <w:rFonts w:cs="Times New Roman"/>
-                <w:b/>
-                <w:sz w:val="18"/>
-                <w:lang w:val="ru-RU"/>
-              </w:rPr>
-              <w:t xml:space="preserve"> </w:t>
-            </w:r>
-            <w:proofErr w:type="spellStart"/>
-            <w:r>
-              <w:rPr>
-                <w:rFonts w:cs="Times New Roman"/>
-                <w:b/>
-                <w:sz w:val="18"/>
-                <w:lang w:val="ru-RU"/>
-              </w:rPr>
-              <w:t>несимметр</w:t>
-            </w:r>
-            <w:proofErr w:type="spellEnd"/>
-            <w:r>
-              <w:rPr>
-                <w:rFonts w:cs="Times New Roman"/>
-                <w:b/>
-                <w:sz w:val="18"/>
-                <w:lang w:val="ru-RU"/>
-              </w:rPr>
-              <w:t>., мкВ</w:t>
+              <w:t>ш.н.окт несимметр., мкВ</w:t>
             </w:r>
           </w:p>
         </w:tc>
@@ -15320,7 +14778,6 @@
               </w:rPr>
               <w:t>U</w:t>
             </w:r>
-            <w:proofErr w:type="spellStart"/>
             <w:r>
               <w:rPr>
                 <w:rFonts w:cs="Times New Roman"/>
@@ -15328,17 +14785,7 @@
                 <w:sz w:val="18"/>
                 <w:lang w:val="ru-RU"/>
               </w:rPr>
-              <w:t>ш.н.окт</w:t>
-            </w:r>
-            <w:proofErr w:type="spellEnd"/>
-            <w:r>
-              <w:rPr>
-                <w:rFonts w:cs="Times New Roman"/>
-                <w:b/>
-                <w:sz w:val="18"/>
-                <w:lang w:val="ru-RU"/>
-              </w:rPr>
-              <w:t xml:space="preserve"> цепи питания, мкВ</w:t>
+              <w:t>ш.н.окт цепи питания, мкВ</w:t>
             </w:r>
           </w:p>
         </w:tc>
@@ -15352,70 +14799,14 @@
             <w:pPr>
               <w:jc w:val="center"/>
             </w:pPr>
-            <w:proofErr w:type="spellStart"/>
             <w:r>
               <w:rPr>
                 <w:rFonts w:cs="Times New Roman"/>
                 <w:b/>
                 <w:sz w:val="18"/>
               </w:rPr>
-              <w:t>Uш</w:t>
+              <w:t>Uш для расчёта, мкВ</w:t>
             </w:r>
-            <w:proofErr w:type="spellEnd"/>
-            <w:r>
-              <w:rPr>
-                <w:rFonts w:cs="Times New Roman"/>
-                <w:b/>
-                <w:sz w:val="18"/>
-              </w:rPr>
-              <w:t xml:space="preserve"> </w:t>
-            </w:r>
-            <w:proofErr w:type="spellStart"/>
-            <w:r>
-              <w:rPr>
-                <w:rFonts w:cs="Times New Roman"/>
-                <w:b/>
-                <w:sz w:val="18"/>
-              </w:rPr>
-              <w:t>для</w:t>
-            </w:r>
-            <w:proofErr w:type="spellEnd"/>
-            <w:r>
-              <w:rPr>
-                <w:rFonts w:cs="Times New Roman"/>
-                <w:b/>
-                <w:sz w:val="18"/>
-              </w:rPr>
-              <w:t xml:space="preserve"> </w:t>
-            </w:r>
-            <w:proofErr w:type="spellStart"/>
-            <w:r>
-              <w:rPr>
-                <w:rFonts w:cs="Times New Roman"/>
-                <w:b/>
-                <w:sz w:val="18"/>
-              </w:rPr>
-              <w:t>расчёта</w:t>
-            </w:r>
-            <w:proofErr w:type="spellEnd"/>
-            <w:r>
-              <w:rPr>
-                <w:rFonts w:cs="Times New Roman"/>
-                <w:b/>
-                <w:sz w:val="18"/>
-              </w:rPr>
-              <w:t xml:space="preserve">, </w:t>
-            </w:r>
-            <w:proofErr w:type="spellStart"/>
-            <w:r>
-              <w:rPr>
-                <w:rFonts w:cs="Times New Roman"/>
-                <w:b/>
-                <w:sz w:val="18"/>
-              </w:rPr>
-              <w:t>мкВ</w:t>
-            </w:r>
-            <w:proofErr w:type="spellEnd"/>
           </w:p>
         </w:tc>
         <w:tc>
@@ -16118,23 +15509,13 @@
             <w:pPr>
               <w:jc w:val="center"/>
             </w:pPr>
-            <w:proofErr w:type="spellStart"/>
             <w:r>
               <w:rPr>
                 <w:rFonts w:cs="Times New Roman"/>
                 <w:b/>
                 <w:sz w:val="18"/>
               </w:rPr>
-              <w:t>Среднегеометр</w:t>
-            </w:r>
-            <w:proofErr w:type="spellEnd"/>
-            <w:r>
-              <w:rPr>
-                <w:rFonts w:cs="Times New Roman"/>
-                <w:b/>
-                <w:sz w:val="18"/>
-              </w:rPr>
-              <w:t>. частота, Гц</w:t>
+              <w:t>Среднегеометр. частота, Гц</w:t>
             </w:r>
           </w:p>
         </w:tc>
@@ -16151,7 +15532,6 @@
                 <w:lang w:val="ru-RU"/>
               </w:rPr>
             </w:pPr>
-            <w:proofErr w:type="spellStart"/>
             <w:r>
               <w:rPr>
                 <w:rFonts w:cs="Times New Roman"/>
@@ -16159,17 +15539,7 @@
                 <w:sz w:val="18"/>
                 <w:lang w:val="ru-RU"/>
               </w:rPr>
-              <w:t>Коэф</w:t>
-            </w:r>
-            <w:proofErr w:type="spellEnd"/>
-            <w:r>
-              <w:rPr>
-                <w:rFonts w:cs="Times New Roman"/>
-                <w:b/>
-                <w:sz w:val="18"/>
-                <w:lang w:val="ru-RU"/>
-              </w:rPr>
-              <w:t xml:space="preserve">. затухания в линии </w:t>
+              <w:t xml:space="preserve">Коэф. затухания в линии </w:t>
             </w:r>
             <w:r>
               <w:rPr>
@@ -16188,7 +15558,6 @@
               </w:rPr>
               <w:t>л.</w:t>
             </w:r>
-            <w:proofErr w:type="spellStart"/>
             <w:r>
               <w:rPr>
                 <w:rFonts w:cs="Times New Roman"/>
@@ -16197,7 +15566,6 @@
               </w:rPr>
               <w:t>i</w:t>
             </w:r>
-            <w:proofErr w:type="spellEnd"/>
           </w:p>
         </w:tc>
         <w:tc>
@@ -16237,19 +15605,8 @@
                 <w:sz w:val="18"/>
                 <w:lang w:val="ru-RU"/>
               </w:rPr>
-              <w:t>*</w:t>
+              <w:t>*л.</w:t>
             </w:r>
-            <w:proofErr w:type="gramStart"/>
-            <w:r>
-              <w:rPr>
-                <w:rFonts w:cs="Times New Roman"/>
-                <w:b/>
-                <w:sz w:val="18"/>
-                <w:lang w:val="ru-RU"/>
-              </w:rPr>
-              <w:t>л.</w:t>
-            </w:r>
-            <w:proofErr w:type="spellStart"/>
             <w:r>
               <w:rPr>
                 <w:rFonts w:cs="Times New Roman"/>
@@ -16258,8 +15615,6 @@
               </w:rPr>
               <w:t>i</w:t>
             </w:r>
-            <w:proofErr w:type="spellEnd"/>
-            <w:proofErr w:type="gramEnd"/>
           </w:p>
         </w:tc>
         <w:tc>
@@ -16694,48 +16049,22 @@
           <w:lang w:val="ru-RU"/>
         </w:rPr>
         <w:lastRenderedPageBreak/>
-        <w:t>Вывод</w:t>
-      </w:r>
-      <w:proofErr w:type="gramStart"/>
-      <w:r>
-        <w:rPr>
-          <w:b/>
-          <w:lang w:val="ru-RU"/>
-        </w:rPr>
-        <w:t xml:space="preserve">: </w:t>
+        <w:t xml:space="preserve">Вывод: </w:t>
       </w:r>
       <w:r>
         <w:rPr>
           <w:lang w:val="ru-RU"/>
         </w:rPr>
-        <w:t>Для</w:t>
-      </w:r>
-      <w:proofErr w:type="gramEnd"/>
-      <w:r>
-        <w:rPr>
-          <w:lang w:val="ru-RU"/>
-        </w:rPr>
-        <w:t xml:space="preserve"> датчика ИП212-141 (ДИП-141) в рабочем режиме при симметричном подключении к линии связи превышение уровня «сигнал + шум» над шумом составляет 9,85–13,52 дБ: эффект АЭП выявлен во всех пяти октавах. На выходных контактах </w:t>
+        <w:t xml:space="preserve">Для датчика ИП212-141 (ДИП-141) в рабочем режиме при симметричном подключении к линии связи превышение уровня «сигнал + шум» над шумом составляет 9,85–13,52 дБ: эффект АЭП выявлен во всех пяти октавах. На выходных контактах </w:t>
       </w:r>
       <w:r>
-        <w:t>Δ</w:t>
-      </w:r>
-      <w:proofErr w:type="gramStart"/>
-      <w:r>
-        <w:t>ᵢ</w:t>
+        <w:t>Δᵢ</w:t>
       </w:r>
       <w:r>
         <w:rPr>
           <w:lang w:val="ru-RU"/>
         </w:rPr>
-        <w:t xml:space="preserve"> &gt;</w:t>
-      </w:r>
-      <w:proofErr w:type="gramEnd"/>
-      <w:r>
-        <w:rPr>
-          <w:lang w:val="ru-RU"/>
-        </w:rPr>
-        <w:t xml:space="preserve"> 0,3 во всех пяти октавах, а общая словесная разборчивость </w:t>
+        <w:t xml:space="preserve"> &gt; 0,3 во всех пяти октавах, а общая словесная разборчивость </w:t>
       </w:r>
       <w:r>
         <w:t>W</w:t>
@@ -16744,21 +16073,7 @@
         <w:rPr>
           <w:lang w:val="ru-RU"/>
         </w:rPr>
-        <w:t>с = 0,</w:t>
-      </w:r>
-      <w:proofErr w:type="gramStart"/>
-      <w:r>
-        <w:rPr>
-          <w:lang w:val="ru-RU"/>
-        </w:rPr>
-        <w:t>9957 &gt;</w:t>
-      </w:r>
-      <w:proofErr w:type="gramEnd"/>
-      <w:r>
-        <w:rPr>
-          <w:lang w:val="ru-RU"/>
-        </w:rPr>
-        <w:t xml:space="preserve"> </w:t>
+        <w:t xml:space="preserve">с = 0,9957 &gt; </w:t>
       </w:r>
       <w:r>
         <w:t>W</w:t>
@@ -16776,19 +16091,11 @@
         <w:rPr>
           <w:lang w:val="ru-RU"/>
         </w:rPr>
-        <w:t>*</w:t>
-      </w:r>
-      <w:proofErr w:type="gramStart"/>
-      <w:r>
-        <w:rPr>
-          <w:lang w:val="ru-RU"/>
-        </w:rPr>
-        <w:t>л.</w:t>
+        <w:t>*л.</w:t>
       </w:r>
       <w:r>
         <w:t>ᵢ</w:t>
       </w:r>
-      <w:proofErr w:type="gramEnd"/>
       <w:r>
         <w:rPr>
           <w:lang w:val="ru-RU"/>
@@ -16802,19 +16109,11 @@
         <w:rPr>
           <w:lang w:val="ru-RU"/>
         </w:rPr>
-        <w:t>*</w:t>
-      </w:r>
-      <w:proofErr w:type="gramStart"/>
-      <w:r>
-        <w:rPr>
-          <w:lang w:val="ru-RU"/>
-        </w:rPr>
-        <w:t>л.</w:t>
+        <w:t>*л.</w:t>
       </w:r>
       <w:r>
         <w:t>ᵢ</w:t>
       </w:r>
-      <w:proofErr w:type="gramEnd"/>
       <w:r>
         <w:rPr>
           <w:lang w:val="ru-RU"/>
@@ -16828,21 +16127,7 @@
         <w:rPr>
           <w:lang w:val="ru-RU"/>
         </w:rPr>
-        <w:t>*с = 0,</w:t>
-      </w:r>
-      <w:proofErr w:type="gramStart"/>
-      <w:r>
-        <w:rPr>
-          <w:lang w:val="ru-RU"/>
-        </w:rPr>
-        <w:t>5259 &gt;</w:t>
-      </w:r>
-      <w:proofErr w:type="gramEnd"/>
-      <w:r>
-        <w:rPr>
-          <w:lang w:val="ru-RU"/>
-        </w:rPr>
-        <w:t xml:space="preserve"> </w:t>
+        <w:t xml:space="preserve">*с = 0,5259 &gt; </w:t>
       </w:r>
       <w:r>
         <w:t>W</w:t>
@@ -17066,23 +16351,7 @@
           <w:rFonts w:cs="Times New Roman"/>
           <w:lang w:val="ru-RU"/>
         </w:rPr>
-        <w:t xml:space="preserve">Громкоговорители и динамики, электромеханические звонки телефонов, электромагнитные реле, катушки индуктивности и дроссели, конденсаторы, пьезоэлементы датчиков, трансформаторы — элементы, обладающие </w:t>
-      </w:r>
-      <w:proofErr w:type="spellStart"/>
-      <w:r>
-        <w:rPr>
-          <w:rFonts w:cs="Times New Roman"/>
-          <w:lang w:val="ru-RU"/>
-        </w:rPr>
-        <w:t>акустопреобразовательным</w:t>
-      </w:r>
-      <w:proofErr w:type="spellEnd"/>
-      <w:r>
-        <w:rPr>
-          <w:rFonts w:cs="Times New Roman"/>
-          <w:lang w:val="ru-RU"/>
-        </w:rPr>
-        <w:t xml:space="preserve"> эффектом.</w:t>
+        <w:t>Громкоговорители и динамики, электромеханические звонки телефонов, электромагнитные реле, катушки индуктивности и дроссели, конденсаторы, пьезоэлементы датчиков, трансформаторы — элементы, обладающие акустопреобразовательным эффектом.</w:t>
       </w:r>
     </w:p>
     <w:p>
@@ -17117,23 +16386,7 @@
           <w:rFonts w:cs="Times New Roman"/>
           <w:lang w:val="ru-RU"/>
         </w:rPr>
-        <w:t xml:space="preserve">В составе ряда ТС штатно работают автогенераторы. Акустическое воздействие на их элементы изменяет амплитуду и/или фазу колебаний (модуляция); </w:t>
-      </w:r>
-      <w:proofErr w:type="spellStart"/>
-      <w:r>
-        <w:rPr>
-          <w:rFonts w:cs="Times New Roman"/>
-          <w:lang w:val="ru-RU"/>
-        </w:rPr>
-        <w:t>промодулированные</w:t>
-      </w:r>
-      <w:proofErr w:type="spellEnd"/>
-      <w:r>
-        <w:rPr>
-          <w:rFonts w:cs="Times New Roman"/>
-          <w:lang w:val="ru-RU"/>
-        </w:rPr>
-        <w:t xml:space="preserve"> колебания излучаются или распространяются по линиям, образуя модуляционные каналы АЭП.</w:t>
+        <w:t>В составе ряда ТС штатно работают автогенераторы. Акустическое воздействие на их элементы изменяет амплитуду и/или фазу колебаний (модуляция); промодулированные колебания излучаются или распространяются по линиям, образуя модуляционные каналы АЭП.</w:t>
       </w:r>
     </w:p>
     <w:p>
@@ -17171,14 +16424,12 @@
         </w:rPr>
         <w:t xml:space="preserve">Эффект АЭП на </w:t>
       </w:r>
-      <w:proofErr w:type="spellStart"/>
       <w:r>
         <w:rPr>
           <w:rFonts w:cs="Times New Roman"/>
         </w:rPr>
         <w:t>i</w:t>
       </w:r>
-      <w:proofErr w:type="spellEnd"/>
       <w:r>
         <w:rPr>
           <w:rFonts w:cs="Times New Roman"/>
@@ -17192,7 +16443,6 @@
         </w:rPr>
         <w:t>U</w:t>
       </w:r>
-      <w:proofErr w:type="spellStart"/>
       <w:r>
         <w:rPr>
           <w:rFonts w:cs="Times New Roman"/>
@@ -17206,7 +16456,6 @@
         </w:rPr>
         <w:t>i</w:t>
       </w:r>
-      <w:proofErr w:type="spellEnd"/>
       <w:r>
         <w:rPr>
           <w:rFonts w:cs="Times New Roman"/>
@@ -17227,29 +16476,18 @@
         </w:rPr>
         <w:t>ш</w:t>
       </w:r>
-      <w:proofErr w:type="spellStart"/>
-      <w:proofErr w:type="gramStart"/>
       <w:r>
         <w:rPr>
           <w:rFonts w:cs="Times New Roman"/>
         </w:rPr>
         <w:t>i</w:t>
       </w:r>
-      <w:proofErr w:type="spellEnd"/>
       <w:r>
         <w:rPr>
           <w:rFonts w:cs="Times New Roman"/>
           <w:lang w:val="ru-RU"/>
         </w:rPr>
-        <w:t xml:space="preserve"> &gt;</w:t>
-      </w:r>
-      <w:proofErr w:type="gramEnd"/>
-      <w:r>
-        <w:rPr>
-          <w:rFonts w:cs="Times New Roman"/>
-          <w:lang w:val="ru-RU"/>
-        </w:rPr>
-        <w:t xml:space="preserve"> 6 дБ. Дополнительно убеждаются, что сигнал обусловлен именно акустическим воздействием (при закрытии колонки диэлектриком напряжение и звуковое давление уменьшаются одинаково).</w:t>
+        <w:t xml:space="preserve"> &gt; 6 дБ. Дополнительно убеждаются, что сигнал обусловлен именно акустическим воздействием (при закрытии колонки диэлектриком напряжение и звуковое давление уменьшаются одинаково).</w:t>
       </w:r>
     </w:p>
     <w:p>
@@ -17286,14 +16524,12 @@
         </w:rPr>
         <w:t xml:space="preserve">Рассчитывается отношение «сигнал/шум» </w:t>
       </w:r>
-      <w:proofErr w:type="spellStart"/>
       <w:r>
         <w:rPr>
           <w:rFonts w:cs="Times New Roman"/>
         </w:rPr>
         <w:t>Δi</w:t>
       </w:r>
-      <w:proofErr w:type="spellEnd"/>
       <w:r>
         <w:rPr>
           <w:rFonts w:cs="Times New Roman"/>
@@ -17314,14 +16550,12 @@
         </w:rPr>
         <w:t xml:space="preserve">н = 0,3. При невыполнении нормы рассчитывается словесная разборчивость </w:t>
       </w:r>
-      <w:proofErr w:type="spellStart"/>
       <w:r>
         <w:rPr>
           <w:rFonts w:cs="Times New Roman"/>
         </w:rPr>
         <w:t>Wc</w:t>
       </w:r>
-      <w:proofErr w:type="spellEnd"/>
       <w:r>
         <w:rPr>
           <w:rFonts w:cs="Times New Roman"/>
@@ -17340,25 +16574,14 @@
           <w:rFonts w:cs="Times New Roman"/>
           <w:lang w:val="ru-RU"/>
         </w:rPr>
-        <w:t>*</w:t>
+        <w:t>*л.</w:t>
       </w:r>
-      <w:proofErr w:type="gramStart"/>
-      <w:r>
-        <w:rPr>
-          <w:rFonts w:cs="Times New Roman"/>
-          <w:lang w:val="ru-RU"/>
-        </w:rPr>
-        <w:t>л.</w:t>
-      </w:r>
-      <w:proofErr w:type="spellStart"/>
       <w:r>
         <w:rPr>
           <w:rFonts w:cs="Times New Roman"/>
         </w:rPr>
         <w:t>i</w:t>
       </w:r>
-      <w:proofErr w:type="spellEnd"/>
-      <w:proofErr w:type="gramEnd"/>
       <w:r>
         <w:rPr>
           <w:rFonts w:cs="Times New Roman"/>
@@ -17450,61 +16673,11 @@
         </w:rPr>
         <w:t xml:space="preserve">Злоумышленник за пределами КЗ подключает к отходящим проводным линиям ТС малошумящий УНЧ (симметрично, несимметрично, по цепи Пикара или по цепям электропитания). </w:t>
       </w:r>
-      <w:proofErr w:type="spellStart"/>
       <w:r>
         <w:rPr>
           <w:rFonts w:cs="Times New Roman"/>
         </w:rPr>
-        <w:t>Дальность</w:t>
-      </w:r>
-      <w:proofErr w:type="spellEnd"/>
-      <w:r>
-        <w:rPr>
-          <w:rFonts w:cs="Times New Roman"/>
-        </w:rPr>
-        <w:t xml:space="preserve"> </w:t>
-      </w:r>
-      <w:proofErr w:type="spellStart"/>
-      <w:r>
-        <w:rPr>
-          <w:rFonts w:cs="Times New Roman"/>
-        </w:rPr>
-        <w:t>перехвата</w:t>
-      </w:r>
-      <w:proofErr w:type="spellEnd"/>
-      <w:r>
-        <w:rPr>
-          <w:rFonts w:cs="Times New Roman"/>
-        </w:rPr>
-        <w:t xml:space="preserve"> </w:t>
-      </w:r>
-      <w:proofErr w:type="spellStart"/>
-      <w:r>
-        <w:rPr>
-          <w:rFonts w:cs="Times New Roman"/>
-        </w:rPr>
-        <w:t>ограничена</w:t>
-      </w:r>
-      <w:proofErr w:type="spellEnd"/>
-      <w:r>
-        <w:rPr>
-          <w:rFonts w:cs="Times New Roman"/>
-        </w:rPr>
-        <w:t xml:space="preserve"> </w:t>
-      </w:r>
-      <w:proofErr w:type="spellStart"/>
-      <w:r>
-        <w:rPr>
-          <w:rFonts w:cs="Times New Roman"/>
-        </w:rPr>
-        <w:t>только</w:t>
-      </w:r>
-      <w:proofErr w:type="spellEnd"/>
-      <w:r>
-        <w:rPr>
-          <w:rFonts w:cs="Times New Roman"/>
-        </w:rPr>
-        <w:t xml:space="preserve"> протяжённостью линии.</w:t>
+        <w:t>Дальность перехвата ограничена только протяжённостью линии.</w:t>
       </w:r>
     </w:p>
     <w:sectPr>
